--- a/Camera setting for harp trigger.docx
+++ b/Camera setting for harp trigger.docx
@@ -4,6 +4,9 @@
   <w:body>
     <w:p>
       <w:r>
+        <w:rPr>
+          <w:noProof/>
+        </w:rPr>
         <w:drawing>
           <wp:inline distT="0" distB="0" distL="0" distR="0" wp14:anchorId="7B3A9726" wp14:editId="0E497FD1">
             <wp:extent cx="5731510" cy="4407535"/>
@@ -45,6 +48,9 @@
     <w:p/>
     <w:p>
       <w:r>
+        <w:rPr>
+          <w:noProof/>
+        </w:rPr>
         <w:lastRenderedPageBreak/>
         <w:drawing>
           <wp:inline distT="0" distB="0" distL="0" distR="0" wp14:anchorId="56BD74D5" wp14:editId="49491208">
@@ -92,11 +98,79 @@
           <w:rPr>
             <w:rStyle w:val="Hyperlink"/>
           </w:rPr>
-          <w:t>Camera Configuration | CDC.SoundLateralizationTask</w:t>
+          <w:t xml:space="preserve">Camera Configuration | </w:t>
         </w:r>
+        <w:proofErr w:type="spellStart"/>
+        <w:r>
+          <w:rPr>
+            <w:rStyle w:val="Hyperlink"/>
+          </w:rPr>
+          <w:t>CDC.SoundLateralizationTask</w:t>
+        </w:r>
+        <w:proofErr w:type="spellEnd"/>
       </w:hyperlink>
     </w:p>
     <w:p/>
+    <w:p/>
+    <w:p/>
+    <w:p/>
+    <w:p/>
+    <w:p/>
+    <w:p/>
+    <w:p/>
+    <w:p/>
+    <w:p/>
+    <w:p/>
+    <w:p>
+      <w:r>
+        <w:lastRenderedPageBreak/>
+        <w:t>Camera 24166055</w:t>
+      </w:r>
+    </w:p>
+    <w:p>
+      <w:r>
+        <w:t>Gain at 30</w:t>
+      </w:r>
+    </w:p>
+    <w:p>
+      <w:r>
+        <w:drawing>
+          <wp:inline distT="0" distB="0" distL="0" distR="0" wp14:anchorId="09F4CF5E" wp14:editId="1FCA3325">
+            <wp:extent cx="5731510" cy="3929380"/>
+            <wp:effectExtent l="0" t="0" r="2540" b="0"/>
+            <wp:docPr id="1742281089" name="Picture 1"/>
+            <wp:cNvGraphicFramePr>
+              <a:graphicFrameLocks xmlns:a="http://schemas.openxmlformats.org/drawingml/2006/main" noChangeAspect="1"/>
+            </wp:cNvGraphicFramePr>
+            <a:graphic xmlns:a="http://schemas.openxmlformats.org/drawingml/2006/main">
+              <a:graphicData uri="http://schemas.openxmlformats.org/drawingml/2006/picture">
+                <pic:pic xmlns:pic="http://schemas.openxmlformats.org/drawingml/2006/picture">
+                  <pic:nvPicPr>
+                    <pic:cNvPr id="1742281089" name=""/>
+                    <pic:cNvPicPr/>
+                  </pic:nvPicPr>
+                  <pic:blipFill>
+                    <a:blip r:embed="rId7"/>
+                    <a:stretch>
+                      <a:fillRect/>
+                    </a:stretch>
+                  </pic:blipFill>
+                  <pic:spPr>
+                    <a:xfrm>
+                      <a:off x="0" y="0"/>
+                      <a:ext cx="5731510" cy="3929380"/>
+                    </a:xfrm>
+                    <a:prstGeom prst="rect">
+                      <a:avLst/>
+                    </a:prstGeom>
+                  </pic:spPr>
+                </pic:pic>
+              </a:graphicData>
+            </a:graphic>
+          </wp:inline>
+        </w:drawing>
+      </w:r>
+    </w:p>
     <w:sectPr>
       <w:pgSz w:w="11906" w:h="16838"/>
       <w:pgMar w:top="1440" w:right="1440" w:bottom="1440" w:left="1440" w:header="708" w:footer="708" w:gutter="0"/>
@@ -710,6 +784,7 @@
   <w:style w:type="character" w:default="1" w:styleId="DefaultParagraphFont">
     <w:name w:val="Default Paragraph Font"/>
     <w:uiPriority w:val="1"/>
+    <w:semiHidden/>
     <w:unhideWhenUsed/>
   </w:style>
   <w:style w:type="table" w:default="1" w:styleId="TableNormal">
